--- a/documents/kit-formulaires-conventions-tvf/12-presse-institutionnel/tvf-f-12-demande-presse-institution-ou-communication.docx
+++ b/documents/kit-formulaires-conventions-tvf/12-presse-institutionnel/tvf-f-12-demande-presse-institution-ou-communication.docx
@@ -183,7 +183,7 @@
                 <w:color w:val="1E272E"/>
                 <w:sz w:val="19"/>
               </w:rPr>
-              <w:t>V1.0 - 11/07/2026</w:t>
+              <w:t>V1.0 - 12/07/2026</w:t>
             </w:r>
           </w:p>
         </w:tc>

--- a/documents/kit-formulaires-conventions-tvf/12-presse-institutionnel/tvf-f-12-demande-presse-institution-ou-communication.docx
+++ b/documents/kit-formulaires-conventions-tvf/12-presse-institutionnel/tvf-f-12-demande-presse-institution-ou-communication.docx
@@ -470,9 +470,66 @@
         <w:t>Demande de presentation, interview, visuel officiel, citation, communique ou prise de parole.</w:t>
       </w:r>
     </w:p>
+    <w:tbl>
+      <w:tblPr>
+        <w:tblW w:type="auto" w:w="0"/>
+        <w:jc w:val="center"/>
+        <w:tblLayout w:type="fixed"/>
+        <w:tblLook w:firstColumn="1" w:firstRow="1" w:lastColumn="0" w:lastRow="0" w:noHBand="0" w:noVBand="1" w:val="04A0"/>
+      </w:tblPr>
+      <w:tblGrid>
+        <w:gridCol w:w="9936"/>
+      </w:tblGrid>
+      <w:tr>
+        <w:tc>
+          <w:tcPr>
+            <w:tcW w:type="dxa" w:w="9000"/>
+            <w:vAlign w:val="center"/>
+            <w:tcMar>
+              <w:top w:w="100" w:type="dxa"/>
+              <w:start w:w="140" w:type="dxa"/>
+              <w:bottom w:w="100" w:type="dxa"/>
+              <w:end w:w="140" w:type="dxa"/>
+            </w:tcMar>
+            <w:tcBorders>
+              <w:top w:val="single" w:sz="6" w:space="0" w:color="C8D2DC"/>
+              <w:left w:val="single" w:sz="6" w:space="0" w:color="C8D2DC"/>
+              <w:bottom w:val="single" w:sz="6" w:space="0" w:color="C8D2DC"/>
+              <w:right w:val="single" w:sz="6" w:space="0" w:color="C8D2DC"/>
+            </w:tcBorders>
+            <w:shd w:fill="FFF8E6"/>
+          </w:tcPr>
+          <w:p>
+            <w:r>
+              <w:rPr>
+                <w:rFonts w:ascii="Calibri" w:hAnsi="Calibri"/>
+                <w:b/>
+                <w:i w:val="0"/>
+                <w:color w:val="09223A"/>
+              </w:rPr>
+              <w:t xml:space="preserve">Important - </w:t>
+            </w:r>
+            <w:r>
+              <w:rPr>
+                <w:rFonts w:ascii="Calibri" w:hAnsi="Calibri"/>
+                <w:b w:val="0"/>
+                <w:i w:val="0"/>
+                <w:color w:val="1E272E"/>
+              </w:rPr>
+              <w:t>Ce document ouvre ou complete un dossier TVF. Il ne vaut pas accord, financement, partenariat, convention ou engagement d'intervention. La decision appartient a TVF apres analyse des informations et pieces transmises.</w:t>
+            </w:r>
+          </w:p>
+        </w:tc>
+      </w:tr>
+    </w:tbl>
     <w:p>
       <w:pPr>
-        <w:pStyle w:val="Heading2"/>
+        <w:spacing w:before="0" w:after="40" w:line="276" w:lineRule="auto"/>
+      </w:pPr>
+    </w:p>
+    <w:p>
+      <w:pPr>
+        <w:pStyle w:val="Heading1"/>
         <w:spacing w:before="0" w:after="120" w:line="276" w:lineRule="auto"/>
       </w:pPr>
       <w:r>
@@ -481,7 +538,7 @@
           <w:b w:val="0"/>
           <w:i w:val="0"/>
         </w:rPr>
-        <w:t>Identification du dossier</w:t>
+        <w:t>1. Identification administrative du dossier</w:t>
       </w:r>
     </w:p>
     <w:p>
@@ -697,7 +754,7 @@
                 <w:color w:val="1E272E"/>
                 <w:sz w:val="19"/>
               </w:rPr>
-              <w:t>[ ] Site web   [ ] E-mail   [ ] Telephone   [ ] Rendez-vous   [ ] Autre</w:t>
+              <w:t>[ ] Site web   [ ] E-mail   [ ] Telephone   [ ] Rendez-vous   [ ] Courrier   [ ] Autre</w:t>
             </w:r>
           </w:p>
         </w:tc>
@@ -889,7 +946,7 @@
                 <w:color w:val="1E272E"/>
                 <w:sz w:val="19"/>
               </w:rPr>
-              <w:t>[ ] Recu   [ ] Pieces demandees   [ ] En instruction   [ ] Rendez-vous   [ ] Classe</w:t>
+              <w:t>[ ] Recu   [ ] Pieces demandees   [ ] En instruction   [ ] Rendez-vous   [ ] En attente   [ ] Classe</w:t>
             </w:r>
           </w:p>
         </w:tc>
@@ -902,7 +959,7 @@
     </w:p>
     <w:p>
       <w:pPr>
-        <w:pStyle w:val="Heading2"/>
+        <w:pStyle w:val="Heading1"/>
         <w:spacing w:before="0" w:after="120" w:line="276" w:lineRule="auto"/>
       </w:pPr>
       <w:r>
@@ -911,7 +968,7 @@
           <w:b w:val="0"/>
           <w:i w:val="0"/>
         </w:rPr>
-        <w:t>Informations a completer par le demandeur</w:t>
+        <w:t>2. Identification du demandeur</w:t>
       </w:r>
     </w:p>
     <w:tbl>
@@ -928,7 +985,7 @@
       <w:tr>
         <w:tc>
           <w:tcPr>
-            <w:tcW w:type="dxa" w:w="3240"/>
+            <w:tcW w:type="dxa" w:w="3384"/>
             <w:vAlign w:val="center"/>
             <w:tcMar>
               <w:top w:w="100" w:type="dxa"/>
@@ -959,7 +1016,7 @@
         </w:tc>
         <w:tc>
           <w:tcPr>
-            <w:tcW w:type="dxa" w:w="5760"/>
+            <w:tcW w:type="dxa" w:w="5616"/>
             <w:vAlign w:val="center"/>
             <w:tcMar>
               <w:top w:w="100" w:type="dxa"/>
@@ -992,7 +1049,7 @@
       <w:tr>
         <w:tc>
           <w:tcPr>
-            <w:tcW w:type="dxa" w:w="3240"/>
+            <w:tcW w:type="dxa" w:w="3384"/>
             <w:vAlign w:val="center"/>
             <w:tcMar>
               <w:top w:w="100" w:type="dxa"/>
@@ -1023,7 +1080,7 @@
         </w:tc>
         <w:tc>
           <w:tcPr>
-            <w:tcW w:type="dxa" w:w="5760"/>
+            <w:tcW w:type="dxa" w:w="5616"/>
             <w:vAlign w:val="center"/>
             <w:tcMar>
               <w:top w:w="100" w:type="dxa"/>
@@ -1056,7 +1113,7 @@
       <w:tr>
         <w:tc>
           <w:tcPr>
-            <w:tcW w:type="dxa" w:w="3240"/>
+            <w:tcW w:type="dxa" w:w="3384"/>
             <w:vAlign w:val="center"/>
             <w:tcMar>
               <w:top w:w="100" w:type="dxa"/>
@@ -1087,7 +1144,7 @@
         </w:tc>
         <w:tc>
           <w:tcPr>
-            <w:tcW w:type="dxa" w:w="5760"/>
+            <w:tcW w:type="dxa" w:w="5616"/>
             <w:vAlign w:val="center"/>
             <w:tcMar>
               <w:top w:w="100" w:type="dxa"/>
@@ -1120,7 +1177,7 @@
       <w:tr>
         <w:tc>
           <w:tcPr>
-            <w:tcW w:type="dxa" w:w="3240"/>
+            <w:tcW w:type="dxa" w:w="3384"/>
             <w:vAlign w:val="center"/>
             <w:tcMar>
               <w:top w:w="100" w:type="dxa"/>
@@ -1151,7 +1208,7 @@
         </w:tc>
         <w:tc>
           <w:tcPr>
-            <w:tcW w:type="dxa" w:w="5760"/>
+            <w:tcW w:type="dxa" w:w="5616"/>
             <w:vAlign w:val="center"/>
             <w:tcMar>
               <w:top w:w="100" w:type="dxa"/>
@@ -1184,7 +1241,7 @@
       <w:tr>
         <w:tc>
           <w:tcPr>
-            <w:tcW w:type="dxa" w:w="3240"/>
+            <w:tcW w:type="dxa" w:w="3384"/>
             <w:vAlign w:val="center"/>
             <w:tcMar>
               <w:top w:w="100" w:type="dxa"/>
@@ -1215,7 +1272,7 @@
         </w:tc>
         <w:tc>
           <w:tcPr>
-            <w:tcW w:type="dxa" w:w="5760"/>
+            <w:tcW w:type="dxa" w:w="5616"/>
             <w:vAlign w:val="center"/>
             <w:tcMar>
               <w:top w:w="100" w:type="dxa"/>
@@ -1248,7 +1305,7 @@
       <w:tr>
         <w:tc>
           <w:tcPr>
-            <w:tcW w:type="dxa" w:w="3240"/>
+            <w:tcW w:type="dxa" w:w="3384"/>
             <w:vAlign w:val="center"/>
             <w:tcMar>
               <w:top w:w="100" w:type="dxa"/>
@@ -1279,7 +1336,7 @@
         </w:tc>
         <w:tc>
           <w:tcPr>
-            <w:tcW w:type="dxa" w:w="5760"/>
+            <w:tcW w:type="dxa" w:w="5616"/>
             <w:vAlign w:val="center"/>
             <w:tcMar>
               <w:top w:w="100" w:type="dxa"/>
@@ -1312,7 +1369,7 @@
       <w:tr>
         <w:tc>
           <w:tcPr>
-            <w:tcW w:type="dxa" w:w="3240"/>
+            <w:tcW w:type="dxa" w:w="3384"/>
             <w:vAlign w:val="center"/>
             <w:tcMar>
               <w:top w:w="100" w:type="dxa"/>
@@ -1343,7 +1400,7 @@
         </w:tc>
         <w:tc>
           <w:tcPr>
-            <w:tcW w:type="dxa" w:w="5760"/>
+            <w:tcW w:type="dxa" w:w="5616"/>
             <w:vAlign w:val="center"/>
             <w:tcMar>
               <w:top w:w="100" w:type="dxa"/>
@@ -1376,7 +1433,7 @@
       <w:tr>
         <w:tc>
           <w:tcPr>
-            <w:tcW w:type="dxa" w:w="3240"/>
+            <w:tcW w:type="dxa" w:w="3384"/>
             <w:vAlign w:val="center"/>
             <w:tcMar>
               <w:top w:w="100" w:type="dxa"/>
@@ -1407,7 +1464,7 @@
         </w:tc>
         <w:tc>
           <w:tcPr>
-            <w:tcW w:type="dxa" w:w="5760"/>
+            <w:tcW w:type="dxa" w:w="5616"/>
             <w:vAlign w:val="center"/>
             <w:tcMar>
               <w:top w:w="100" w:type="dxa"/>
@@ -1443,9 +1500,218 @@
         <w:spacing w:before="0" w:after="60" w:line="276" w:lineRule="auto"/>
       </w:pPr>
     </w:p>
+    <w:tbl>
+      <w:tblPr>
+        <w:tblW w:type="auto" w:w="0"/>
+        <w:jc w:val="center"/>
+        <w:tblLayout w:type="fixed"/>
+        <w:tblLook w:firstColumn="1" w:firstRow="1" w:lastColumn="0" w:lastRow="0" w:noHBand="0" w:noVBand="1" w:val="04A0"/>
+      </w:tblPr>
+      <w:tblGrid>
+        <w:gridCol w:w="4968"/>
+        <w:gridCol w:w="4968"/>
+      </w:tblGrid>
+      <w:tr>
+        <w:tc>
+          <w:tcPr>
+            <w:tcW w:type="dxa" w:w="3384"/>
+            <w:vAlign w:val="center"/>
+            <w:tcMar>
+              <w:top w:w="100" w:type="dxa"/>
+              <w:start w:w="140" w:type="dxa"/>
+              <w:bottom w:w="100" w:type="dxa"/>
+              <w:end w:w="140" w:type="dxa"/>
+            </w:tcMar>
+            <w:tcBorders>
+              <w:top w:val="single" w:sz="6" w:space="0" w:color="C8D2DC"/>
+              <w:left w:val="single" w:sz="6" w:space="0" w:color="C8D2DC"/>
+              <w:bottom w:val="single" w:sz="6" w:space="0" w:color="C8D2DC"/>
+              <w:right w:val="single" w:sz="6" w:space="0" w:color="C8D2DC"/>
+            </w:tcBorders>
+            <w:shd w:fill="E8EEF5"/>
+          </w:tcPr>
+          <w:p>
+            <w:r>
+              <w:rPr>
+                <w:rFonts w:ascii="Calibri" w:hAnsi="Calibri"/>
+                <w:b/>
+                <w:i w:val="0"/>
+                <w:color w:val="09223A"/>
+                <w:sz w:val="19"/>
+              </w:rPr>
+              <w:t>Qualite du signataire</w:t>
+            </w:r>
+          </w:p>
+        </w:tc>
+        <w:tc>
+          <w:tcPr>
+            <w:tcW w:type="dxa" w:w="5616"/>
+            <w:vAlign w:val="center"/>
+            <w:tcMar>
+              <w:top w:w="100" w:type="dxa"/>
+              <w:start w:w="140" w:type="dxa"/>
+              <w:bottom w:w="100" w:type="dxa"/>
+              <w:end w:w="140" w:type="dxa"/>
+            </w:tcMar>
+            <w:tcBorders>
+              <w:top w:val="single" w:sz="6" w:space="0" w:color="C8D2DC"/>
+              <w:left w:val="single" w:sz="6" w:space="0" w:color="C8D2DC"/>
+              <w:bottom w:val="single" w:sz="6" w:space="0" w:color="C8D2DC"/>
+              <w:right w:val="single" w:sz="6" w:space="0" w:color="C8D2DC"/>
+            </w:tcBorders>
+            <w:shd w:fill="FFFFFF"/>
+          </w:tcPr>
+          <w:p>
+            <w:r>
+              <w:rPr>
+                <w:rFonts w:ascii="Calibri" w:hAnsi="Calibri"/>
+                <w:b w:val="0"/>
+                <w:i w:val="0"/>
+                <w:color w:val="1E272E"/>
+                <w:sz w:val="19"/>
+              </w:rPr>
+              <w:t>[ ] Proprietaire   [ ] Representant habilite   [ ] Service competent   [ ] Dirigeant   [ ] Benevole   [ ] Autre</w:t>
+            </w:r>
+          </w:p>
+        </w:tc>
+      </w:tr>
+      <w:tr>
+        <w:tc>
+          <w:tcPr>
+            <w:tcW w:type="dxa" w:w="3384"/>
+            <w:vAlign w:val="center"/>
+            <w:tcMar>
+              <w:top w:w="100" w:type="dxa"/>
+              <w:start w:w="140" w:type="dxa"/>
+              <w:bottom w:w="100" w:type="dxa"/>
+              <w:end w:w="140" w:type="dxa"/>
+            </w:tcMar>
+            <w:tcBorders>
+              <w:top w:val="single" w:sz="6" w:space="0" w:color="C8D2DC"/>
+              <w:left w:val="single" w:sz="6" w:space="0" w:color="C8D2DC"/>
+              <w:bottom w:val="single" w:sz="6" w:space="0" w:color="C8D2DC"/>
+              <w:right w:val="single" w:sz="6" w:space="0" w:color="C8D2DC"/>
+            </w:tcBorders>
+            <w:shd w:fill="E8EEF5"/>
+          </w:tcPr>
+          <w:p>
+            <w:r>
+              <w:rPr>
+                <w:rFonts w:ascii="Calibri" w:hAnsi="Calibri"/>
+                <w:b/>
+                <w:i w:val="0"/>
+                <w:color w:val="09223A"/>
+                <w:sz w:val="19"/>
+              </w:rPr>
+              <w:t>Pouvoir d'agir</w:t>
+            </w:r>
+          </w:p>
+        </w:tc>
+        <w:tc>
+          <w:tcPr>
+            <w:tcW w:type="dxa" w:w="5616"/>
+            <w:vAlign w:val="center"/>
+            <w:tcMar>
+              <w:top w:w="100" w:type="dxa"/>
+              <w:start w:w="140" w:type="dxa"/>
+              <w:bottom w:w="100" w:type="dxa"/>
+              <w:end w:w="140" w:type="dxa"/>
+            </w:tcMar>
+            <w:tcBorders>
+              <w:top w:val="single" w:sz="6" w:space="0" w:color="C8D2DC"/>
+              <w:left w:val="single" w:sz="6" w:space="0" w:color="C8D2DC"/>
+              <w:bottom w:val="single" w:sz="6" w:space="0" w:color="C8D2DC"/>
+              <w:right w:val="single" w:sz="6" w:space="0" w:color="C8D2DC"/>
+            </w:tcBorders>
+            <w:shd w:fill="FFFFFF"/>
+          </w:tcPr>
+          <w:p>
+            <w:r>
+              <w:rPr>
+                <w:rFonts w:ascii="Calibri" w:hAnsi="Calibri"/>
+                <w:b w:val="0"/>
+                <w:i w:val="0"/>
+                <w:color w:val="1E272E"/>
+                <w:sz w:val="19"/>
+              </w:rPr>
+              <w:t>[ ] A verifier   [ ] Justificatif fourni   [ ] Mandat fourni   [ ] Non applicable</w:t>
+            </w:r>
+          </w:p>
+        </w:tc>
+      </w:tr>
+      <w:tr>
+        <w:tc>
+          <w:tcPr>
+            <w:tcW w:type="dxa" w:w="3384"/>
+            <w:vAlign w:val="center"/>
+            <w:tcMar>
+              <w:top w:w="100" w:type="dxa"/>
+              <w:start w:w="140" w:type="dxa"/>
+              <w:bottom w:w="100" w:type="dxa"/>
+              <w:end w:w="140" w:type="dxa"/>
+            </w:tcMar>
+            <w:tcBorders>
+              <w:top w:val="single" w:sz="6" w:space="0" w:color="C8D2DC"/>
+              <w:left w:val="single" w:sz="6" w:space="0" w:color="C8D2DC"/>
+              <w:bottom w:val="single" w:sz="6" w:space="0" w:color="C8D2DC"/>
+              <w:right w:val="single" w:sz="6" w:space="0" w:color="C8D2DC"/>
+            </w:tcBorders>
+            <w:shd w:fill="E8EEF5"/>
+          </w:tcPr>
+          <w:p>
+            <w:r>
+              <w:rPr>
+                <w:rFonts w:ascii="Calibri" w:hAnsi="Calibri"/>
+                <w:b/>
+                <w:i w:val="0"/>
+                <w:color w:val="09223A"/>
+                <w:sz w:val="19"/>
+              </w:rPr>
+              <w:t>Mode de reponse souhaite</w:t>
+            </w:r>
+          </w:p>
+        </w:tc>
+        <w:tc>
+          <w:tcPr>
+            <w:tcW w:type="dxa" w:w="5616"/>
+            <w:vAlign w:val="center"/>
+            <w:tcMar>
+              <w:top w:w="100" w:type="dxa"/>
+              <w:start w:w="140" w:type="dxa"/>
+              <w:bottom w:w="100" w:type="dxa"/>
+              <w:end w:w="140" w:type="dxa"/>
+            </w:tcMar>
+            <w:tcBorders>
+              <w:top w:val="single" w:sz="6" w:space="0" w:color="C8D2DC"/>
+              <w:left w:val="single" w:sz="6" w:space="0" w:color="C8D2DC"/>
+              <w:bottom w:val="single" w:sz="6" w:space="0" w:color="C8D2DC"/>
+              <w:right w:val="single" w:sz="6" w:space="0" w:color="C8D2DC"/>
+            </w:tcBorders>
+            <w:shd w:fill="FFFFFF"/>
+          </w:tcPr>
+          <w:p>
+            <w:r>
+              <w:rPr>
+                <w:rFonts w:ascii="Calibri" w:hAnsi="Calibri"/>
+                <w:b w:val="0"/>
+                <w:i w:val="0"/>
+                <w:color w:val="1E272E"/>
+                <w:sz w:val="19"/>
+              </w:rPr>
+              <w:t>[ ] E-mail   [ ] Telephone   [ ] Rendez-vous   [ ] Courrier</w:t>
+            </w:r>
+          </w:p>
+        </w:tc>
+      </w:tr>
+    </w:tbl>
     <w:p>
       <w:pPr>
-        <w:pStyle w:val="Heading2"/>
+        <w:spacing w:before="0" w:after="60" w:line="276" w:lineRule="auto"/>
+      </w:pPr>
+    </w:p>
+    <w:p>
+      <w:pPr>
+        <w:pStyle w:val="Heading1"/>
         <w:spacing w:before="0" w:after="120" w:line="276" w:lineRule="auto"/>
       </w:pPr>
       <w:r>
@@ -1454,12 +1720,12 @@
           <w:b w:val="0"/>
           <w:i w:val="0"/>
         </w:rPr>
-        <w:t>Description libre</w:t>
+        <w:t>3. Description detaillee de la demande</w:t>
       </w:r>
     </w:p>
     <w:p>
       <w:pPr>
-        <w:spacing w:before="0" w:after="40" w:line="276" w:lineRule="auto"/>
+        <w:spacing w:before="0" w:after="120" w:line="276" w:lineRule="auto"/>
       </w:pPr>
       <w:r>
         <w:rPr>
@@ -1467,98 +1733,7 @@
           <w:b w:val="0"/>
           <w:i w:val="0"/>
         </w:rPr>
-        <w:t>____________________________________________________________________________________________</w:t>
-      </w:r>
-    </w:p>
-    <w:p>
-      <w:pPr>
-        <w:spacing w:before="0" w:after="40" w:line="276" w:lineRule="auto"/>
-      </w:pPr>
-      <w:r>
-        <w:rPr>
-          <w:rFonts w:ascii="Calibri" w:hAnsi="Calibri"/>
-          <w:b w:val="0"/>
-          <w:i w:val="0"/>
-        </w:rPr>
-        <w:t>____________________________________________________________________________________________</w:t>
-      </w:r>
-    </w:p>
-    <w:p>
-      <w:pPr>
-        <w:spacing w:before="0" w:after="40" w:line="276" w:lineRule="auto"/>
-      </w:pPr>
-      <w:r>
-        <w:rPr>
-          <w:rFonts w:ascii="Calibri" w:hAnsi="Calibri"/>
-          <w:b w:val="0"/>
-          <w:i w:val="0"/>
-        </w:rPr>
-        <w:t>____________________________________________________________________________________________</w:t>
-      </w:r>
-    </w:p>
-    <w:p>
-      <w:pPr>
-        <w:spacing w:before="0" w:after="40" w:line="276" w:lineRule="auto"/>
-      </w:pPr>
-      <w:r>
-        <w:rPr>
-          <w:rFonts w:ascii="Calibri" w:hAnsi="Calibri"/>
-          <w:b w:val="0"/>
-          <w:i w:val="0"/>
-        </w:rPr>
-        <w:t>____________________________________________________________________________________________</w:t>
-      </w:r>
-    </w:p>
-    <w:p>
-      <w:pPr>
-        <w:spacing w:before="0" w:after="40" w:line="276" w:lineRule="auto"/>
-      </w:pPr>
-      <w:r>
-        <w:rPr>
-          <w:rFonts w:ascii="Calibri" w:hAnsi="Calibri"/>
-          <w:b w:val="0"/>
-          <w:i w:val="0"/>
-        </w:rPr>
-        <w:t>____________________________________________________________________________________________</w:t>
-      </w:r>
-    </w:p>
-    <w:p>
-      <w:pPr>
-        <w:spacing w:before="0" w:after="40" w:line="276" w:lineRule="auto"/>
-      </w:pPr>
-      <w:r>
-        <w:rPr>
-          <w:rFonts w:ascii="Calibri" w:hAnsi="Calibri"/>
-          <w:b w:val="0"/>
-          <w:i w:val="0"/>
-        </w:rPr>
-        <w:t>____________________________________________________________________________________________</w:t>
-      </w:r>
-    </w:p>
-    <w:p>
-      <w:pPr>
-        <w:spacing w:before="0" w:after="40" w:line="276" w:lineRule="auto"/>
-      </w:pPr>
-      <w:r>
-        <w:rPr>
-          <w:rFonts w:ascii="Calibri" w:hAnsi="Calibri"/>
-          <w:b w:val="0"/>
-          <w:i w:val="0"/>
-        </w:rPr>
-        <w:t>____________________________________________________________________________________________</w:t>
-      </w:r>
-    </w:p>
-    <w:p>
-      <w:pPr>
-        <w:spacing w:before="0" w:after="40" w:line="276" w:lineRule="auto"/>
-      </w:pPr>
-      <w:r>
-        <w:rPr>
-          <w:rFonts w:ascii="Calibri" w:hAnsi="Calibri"/>
-          <w:b w:val="0"/>
-          <w:i w:val="0"/>
-        </w:rPr>
-        <w:t>____________________________________________________________________________________________</w:t>
+        <w:t>Cette partie doit etre remplie avec precision. Elle permet a TVF de comprendre le sujet, d'eviter les malentendus et de classer le dossier dans le bon parcours.</w:t>
       </w:r>
     </w:p>
     <w:p>
@@ -1572,7 +1747,414 @@
           <w:b w:val="0"/>
           <w:i w:val="0"/>
         </w:rPr>
-        <w:t>Pieces a fournir ou a verifier</w:t>
+        <w:t>Details a renseigner</w:t>
+      </w:r>
+    </w:p>
+    <w:p>
+      <w:pPr>
+        <w:spacing w:before="0" w:after="40" w:line="276" w:lineRule="auto"/>
+      </w:pPr>
+      <w:r>
+        <w:rPr>
+          <w:rFonts w:ascii="Calibri" w:hAnsi="Calibri"/>
+          <w:b/>
+          <w:i w:val="0"/>
+          <w:color w:val="09223A"/>
+          <w:sz w:val="19"/>
+        </w:rPr>
+        <w:t>Contexte general de la demande : pourquoi la demande est-elle formulee maintenant ?</w:t>
+      </w:r>
+    </w:p>
+    <w:p>
+      <w:pPr>
+        <w:spacing w:before="0" w:after="20" w:line="276" w:lineRule="auto"/>
+      </w:pPr>
+      <w:r>
+        <w:rPr>
+          <w:rFonts w:ascii="Calibri" w:hAnsi="Calibri"/>
+          <w:b w:val="0"/>
+          <w:i w:val="0"/>
+        </w:rPr>
+        <w:t>________________________________________________________________________________</w:t>
+      </w:r>
+    </w:p>
+    <w:p>
+      <w:pPr>
+        <w:spacing w:before="0" w:after="20" w:line="276" w:lineRule="auto"/>
+      </w:pPr>
+      <w:r>
+        <w:rPr>
+          <w:rFonts w:ascii="Calibri" w:hAnsi="Calibri"/>
+          <w:b w:val="0"/>
+          <w:i w:val="0"/>
+        </w:rPr>
+        <w:t>________________________________________________________________________________</w:t>
+      </w:r>
+    </w:p>
+    <w:p>
+      <w:pPr>
+        <w:spacing w:before="0" w:after="40" w:line="276" w:lineRule="auto"/>
+      </w:pPr>
+      <w:r>
+        <w:rPr>
+          <w:rFonts w:ascii="Calibri" w:hAnsi="Calibri"/>
+          <w:b/>
+          <w:i w:val="0"/>
+          <w:color w:val="09223A"/>
+          <w:sz w:val="19"/>
+        </w:rPr>
+        <w:t>Besoin principal : que faut-il resoudre, debloquer, verifier ou organiser ?</w:t>
+      </w:r>
+    </w:p>
+    <w:p>
+      <w:pPr>
+        <w:spacing w:before="0" w:after="20" w:line="276" w:lineRule="auto"/>
+      </w:pPr>
+      <w:r>
+        <w:rPr>
+          <w:rFonts w:ascii="Calibri" w:hAnsi="Calibri"/>
+          <w:b w:val="0"/>
+          <w:i w:val="0"/>
+        </w:rPr>
+        <w:t>________________________________________________________________________________</w:t>
+      </w:r>
+    </w:p>
+    <w:p>
+      <w:pPr>
+        <w:spacing w:before="0" w:after="20" w:line="276" w:lineRule="auto"/>
+      </w:pPr>
+      <w:r>
+        <w:rPr>
+          <w:rFonts w:ascii="Calibri" w:hAnsi="Calibri"/>
+          <w:b w:val="0"/>
+          <w:i w:val="0"/>
+        </w:rPr>
+        <w:t>________________________________________________________________________________</w:t>
+      </w:r>
+    </w:p>
+    <w:p>
+      <w:pPr>
+        <w:spacing w:before="0" w:after="40" w:line="276" w:lineRule="auto"/>
+      </w:pPr>
+      <w:r>
+        <w:rPr>
+          <w:rFonts w:ascii="Calibri" w:hAnsi="Calibri"/>
+          <w:b/>
+          <w:i w:val="0"/>
+          <w:color w:val="09223A"/>
+          <w:sz w:val="19"/>
+        </w:rPr>
+        <w:t>Lieu, bien, ressource ou territoire concerne : adresse, perimetre, surface, usage actuel, etat connu.</w:t>
+      </w:r>
+    </w:p>
+    <w:p>
+      <w:pPr>
+        <w:spacing w:before="0" w:after="20" w:line="276" w:lineRule="auto"/>
+      </w:pPr>
+      <w:r>
+        <w:rPr>
+          <w:rFonts w:ascii="Calibri" w:hAnsi="Calibri"/>
+          <w:b w:val="0"/>
+          <w:i w:val="0"/>
+        </w:rPr>
+        <w:t>________________________________________________________________________________</w:t>
+      </w:r>
+    </w:p>
+    <w:p>
+      <w:pPr>
+        <w:spacing w:before="0" w:after="20" w:line="276" w:lineRule="auto"/>
+      </w:pPr>
+      <w:r>
+        <w:rPr>
+          <w:rFonts w:ascii="Calibri" w:hAnsi="Calibri"/>
+          <w:b w:val="0"/>
+          <w:i w:val="0"/>
+        </w:rPr>
+        <w:t>________________________________________________________________________________</w:t>
+      </w:r>
+    </w:p>
+    <w:p>
+      <w:pPr>
+        <w:spacing w:before="0" w:after="40" w:line="276" w:lineRule="auto"/>
+      </w:pPr>
+      <w:r>
+        <w:rPr>
+          <w:rFonts w:ascii="Calibri" w:hAnsi="Calibri"/>
+          <w:b/>
+          <w:i w:val="0"/>
+          <w:color w:val="09223A"/>
+          <w:sz w:val="19"/>
+        </w:rPr>
+        <w:t>Objectif recherche : diagnostic, rendez-vous, mise en relation, convention, collecte, stockage, financement, action terrain.</w:t>
+      </w:r>
+    </w:p>
+    <w:p>
+      <w:pPr>
+        <w:spacing w:before="0" w:after="20" w:line="276" w:lineRule="auto"/>
+      </w:pPr>
+      <w:r>
+        <w:rPr>
+          <w:rFonts w:ascii="Calibri" w:hAnsi="Calibri"/>
+          <w:b w:val="0"/>
+          <w:i w:val="0"/>
+        </w:rPr>
+        <w:t>________________________________________________________________________________</w:t>
+      </w:r>
+    </w:p>
+    <w:p>
+      <w:pPr>
+        <w:spacing w:before="0" w:after="20" w:line="276" w:lineRule="auto"/>
+      </w:pPr>
+      <w:r>
+        <w:rPr>
+          <w:rFonts w:ascii="Calibri" w:hAnsi="Calibri"/>
+          <w:b w:val="0"/>
+          <w:i w:val="0"/>
+        </w:rPr>
+        <w:t>________________________________________________________________________________</w:t>
+      </w:r>
+    </w:p>
+    <w:p>
+      <w:pPr>
+        <w:spacing w:before="0" w:after="40" w:line="276" w:lineRule="auto"/>
+      </w:pPr>
+      <w:r>
+        <w:rPr>
+          <w:rFonts w:ascii="Calibri" w:hAnsi="Calibri"/>
+          <w:b/>
+          <w:i w:val="0"/>
+          <w:color w:val="09223A"/>
+          <w:sz w:val="19"/>
+        </w:rPr>
+        <w:t>Contraintes connues : delai, securite, assurance, acces, autorisations, copropriete, budget, occupation, communication.</w:t>
+      </w:r>
+    </w:p>
+    <w:p>
+      <w:pPr>
+        <w:spacing w:before="0" w:after="20" w:line="276" w:lineRule="auto"/>
+      </w:pPr>
+      <w:r>
+        <w:rPr>
+          <w:rFonts w:ascii="Calibri" w:hAnsi="Calibri"/>
+          <w:b w:val="0"/>
+          <w:i w:val="0"/>
+        </w:rPr>
+        <w:t>________________________________________________________________________________</w:t>
+      </w:r>
+    </w:p>
+    <w:p>
+      <w:pPr>
+        <w:spacing w:before="0" w:after="20" w:line="276" w:lineRule="auto"/>
+      </w:pPr>
+      <w:r>
+        <w:rPr>
+          <w:rFonts w:ascii="Calibri" w:hAnsi="Calibri"/>
+          <w:b w:val="0"/>
+          <w:i w:val="0"/>
+        </w:rPr>
+        <w:t>________________________________________________________________________________</w:t>
+      </w:r>
+    </w:p>
+    <w:p>
+      <w:pPr>
+        <w:spacing w:before="0" w:after="40" w:line="276" w:lineRule="auto"/>
+      </w:pPr>
+      <w:r>
+        <w:rPr>
+          <w:rFonts w:ascii="Calibri" w:hAnsi="Calibri"/>
+          <w:b/>
+          <w:i w:val="0"/>
+          <w:color w:val="09223A"/>
+          <w:sz w:val="19"/>
+        </w:rPr>
+        <w:t>Attentes vis-a-vis de TVF : coordination, instruction, orientation, recherche de ressources, mise en relation, preparation de convention.</w:t>
+      </w:r>
+    </w:p>
+    <w:p>
+      <w:pPr>
+        <w:spacing w:before="0" w:after="20" w:line="276" w:lineRule="auto"/>
+      </w:pPr>
+      <w:r>
+        <w:rPr>
+          <w:rFonts w:ascii="Calibri" w:hAnsi="Calibri"/>
+          <w:b w:val="0"/>
+          <w:i w:val="0"/>
+        </w:rPr>
+        <w:t>________________________________________________________________________________</w:t>
+      </w:r>
+    </w:p>
+    <w:p>
+      <w:pPr>
+        <w:spacing w:before="0" w:after="20" w:line="276" w:lineRule="auto"/>
+      </w:pPr>
+      <w:r>
+        <w:rPr>
+          <w:rFonts w:ascii="Calibri" w:hAnsi="Calibri"/>
+          <w:b w:val="0"/>
+          <w:i w:val="0"/>
+        </w:rPr>
+        <w:t>________________________________________________________________________________</w:t>
+      </w:r>
+    </w:p>
+    <w:p>
+      <w:pPr>
+        <w:spacing w:before="0" w:after="40" w:line="276" w:lineRule="auto"/>
+      </w:pPr>
+    </w:p>
+    <w:p>
+      <w:pPr>
+        <w:pStyle w:val="Heading2"/>
+        <w:spacing w:before="0" w:after="120" w:line="276" w:lineRule="auto"/>
+      </w:pPr>
+      <w:r>
+        <w:rPr>
+          <w:rFonts w:ascii="Calibri" w:hAnsi="Calibri"/>
+          <w:b w:val="0"/>
+          <w:i w:val="0"/>
+        </w:rPr>
+        <w:t>4. Informations specifiques au sujet</w:t>
+      </w:r>
+    </w:p>
+    <w:p>
+      <w:pPr>
+        <w:spacing w:before="0" w:after="40" w:line="276" w:lineRule="auto"/>
+      </w:pPr>
+      <w:r>
+        <w:rPr>
+          <w:rFonts w:ascii="Calibri" w:hAnsi="Calibri"/>
+          <w:b/>
+          <w:i w:val="0"/>
+          <w:color w:val="09223A"/>
+          <w:sz w:val="19"/>
+        </w:rPr>
+        <w:t>Objet editorial ou institutionnel de la demande</w:t>
+      </w:r>
+    </w:p>
+    <w:p>
+      <w:pPr>
+        <w:spacing w:before="0" w:after="20" w:line="276" w:lineRule="auto"/>
+      </w:pPr>
+      <w:r>
+        <w:rPr>
+          <w:rFonts w:ascii="Calibri" w:hAnsi="Calibri"/>
+          <w:b w:val="0"/>
+          <w:i w:val="0"/>
+        </w:rPr>
+        <w:t>________________________________________________________________________________</w:t>
+      </w:r>
+    </w:p>
+    <w:p>
+      <w:pPr>
+        <w:spacing w:before="0" w:after="20" w:line="276" w:lineRule="auto"/>
+      </w:pPr>
+      <w:r>
+        <w:rPr>
+          <w:rFonts w:ascii="Calibri" w:hAnsi="Calibri"/>
+          <w:b w:val="0"/>
+          <w:i w:val="0"/>
+        </w:rPr>
+        <w:t>________________________________________________________________________________</w:t>
+      </w:r>
+    </w:p>
+    <w:p>
+      <w:pPr>
+        <w:spacing w:before="0" w:after="40" w:line="276" w:lineRule="auto"/>
+      </w:pPr>
+      <w:r>
+        <w:rPr>
+          <w:rFonts w:ascii="Calibri" w:hAnsi="Calibri"/>
+          <w:b/>
+          <w:i w:val="0"/>
+          <w:color w:val="09223A"/>
+          <w:sz w:val="19"/>
+        </w:rPr>
+        <w:t>Date limite et support de diffusion</w:t>
+      </w:r>
+    </w:p>
+    <w:p>
+      <w:pPr>
+        <w:spacing w:before="0" w:after="20" w:line="276" w:lineRule="auto"/>
+      </w:pPr>
+      <w:r>
+        <w:rPr>
+          <w:rFonts w:ascii="Calibri" w:hAnsi="Calibri"/>
+          <w:b w:val="0"/>
+          <w:i w:val="0"/>
+        </w:rPr>
+        <w:t>________________________________________________________________________________</w:t>
+      </w:r>
+    </w:p>
+    <w:p>
+      <w:pPr>
+        <w:spacing w:before="0" w:after="20" w:line="276" w:lineRule="auto"/>
+      </w:pPr>
+      <w:r>
+        <w:rPr>
+          <w:rFonts w:ascii="Calibri" w:hAnsi="Calibri"/>
+          <w:b w:val="0"/>
+          <w:i w:val="0"/>
+        </w:rPr>
+        <w:t>________________________________________________________________________________</w:t>
+      </w:r>
+    </w:p>
+    <w:p>
+      <w:pPr>
+        <w:spacing w:before="0" w:after="40" w:line="276" w:lineRule="auto"/>
+      </w:pPr>
+      <w:r>
+        <w:rPr>
+          <w:rFonts w:ascii="Calibri" w:hAnsi="Calibri"/>
+          <w:b/>
+          <w:i w:val="0"/>
+          <w:color w:val="09223A"/>
+          <w:sz w:val="19"/>
+        </w:rPr>
+        <w:t>Elements a valider avant publication</w:t>
+      </w:r>
+    </w:p>
+    <w:p>
+      <w:pPr>
+        <w:spacing w:before="0" w:after="20" w:line="276" w:lineRule="auto"/>
+      </w:pPr>
+      <w:r>
+        <w:rPr>
+          <w:rFonts w:ascii="Calibri" w:hAnsi="Calibri"/>
+          <w:b w:val="0"/>
+          <w:i w:val="0"/>
+        </w:rPr>
+        <w:t>________________________________________________________________________________</w:t>
+      </w:r>
+    </w:p>
+    <w:p>
+      <w:pPr>
+        <w:spacing w:before="0" w:after="20" w:line="276" w:lineRule="auto"/>
+      </w:pPr>
+      <w:r>
+        <w:rPr>
+          <w:rFonts w:ascii="Calibri" w:hAnsi="Calibri"/>
+          <w:b w:val="0"/>
+          <w:i w:val="0"/>
+        </w:rPr>
+        <w:t>________________________________________________________________________________</w:t>
+      </w:r>
+    </w:p>
+    <w:p>
+      <w:pPr>
+        <w:spacing w:before="0" w:after="40" w:line="276" w:lineRule="auto"/>
+      </w:pPr>
+    </w:p>
+    <w:p>
+      <w:pPr>
+        <w:pStyle w:val="Heading1"/>
+        <w:spacing w:before="0" w:after="120" w:line="276" w:lineRule="auto"/>
+      </w:pPr>
+      <w:r>
+        <w:rPr>
+          <w:rFonts w:ascii="Calibri" w:hAnsi="Calibri"/>
+          <w:b w:val="0"/>
+          <w:i w:val="0"/>
+        </w:rPr>
+        <w:t>5. Pieces a fournir ou a verifier</w:t>
       </w:r>
     </w:p>
     <w:p>
@@ -2336,82 +2918,110 @@
           <w:b w:val="0"/>
           <w:i w:val="0"/>
         </w:rPr>
-        <w:t>Instruction TVF</w:t>
+        <w:t>Pieces deja transmises / pieces manquantes</w:t>
       </w:r>
     </w:p>
     <w:p>
       <w:pPr>
-        <w:pStyle w:val="ListNumber"/>
-        <w:spacing w:after="60" w:line="276" w:lineRule="auto"/>
+        <w:spacing w:before="0" w:after="40" w:line="276" w:lineRule="auto"/>
+      </w:pPr>
+      <w:r>
+        <w:rPr>
+          <w:rFonts w:ascii="Calibri" w:hAnsi="Calibri"/>
+          <w:b/>
+          <w:i w:val="0"/>
+          <w:color w:val="09223A"/>
+          <w:sz w:val="19"/>
+        </w:rPr>
+        <w:t>Liste des pieces recues</w:t>
+      </w:r>
+    </w:p>
+    <w:p>
+      <w:pPr>
+        <w:spacing w:before="0" w:after="20" w:line="276" w:lineRule="auto"/>
       </w:pPr>
       <w:r>
         <w:rPr>
           <w:rFonts w:ascii="Calibri" w:hAnsi="Calibri"/>
           <w:b w:val="0"/>
           <w:i w:val="0"/>
-          <w:color w:val="1E272E"/>
         </w:rPr>
-        <w:t>Verifier la coherence de la demande et l'identite du demandeur.</w:t>
+        <w:t>________________________________________________________________________________</w:t>
       </w:r>
     </w:p>
     <w:p>
       <w:pPr>
-        <w:pStyle w:val="ListNumber"/>
-        <w:spacing w:after="60" w:line="276" w:lineRule="auto"/>
+        <w:spacing w:before="0" w:after="40" w:line="276" w:lineRule="auto"/>
+      </w:pPr>
+      <w:r>
+        <w:rPr>
+          <w:rFonts w:ascii="Calibri" w:hAnsi="Calibri"/>
+          <w:b/>
+          <w:i w:val="0"/>
+          <w:color w:val="09223A"/>
+          <w:sz w:val="19"/>
+        </w:rPr>
+        <w:t>Liste des pieces manquantes</w:t>
+      </w:r>
+    </w:p>
+    <w:p>
+      <w:pPr>
+        <w:spacing w:before="0" w:after="20" w:line="276" w:lineRule="auto"/>
       </w:pPr>
       <w:r>
         <w:rPr>
           <w:rFonts w:ascii="Calibri" w:hAnsi="Calibri"/>
           <w:b w:val="0"/>
           <w:i w:val="0"/>
-          <w:color w:val="1E272E"/>
         </w:rPr>
-        <w:t>Controler les pieces transmises et demander les elements manquants.</w:t>
+        <w:t>________________________________________________________________________________</w:t>
       </w:r>
     </w:p>
     <w:p>
       <w:pPr>
-        <w:pStyle w:val="ListNumber"/>
-        <w:spacing w:after="60" w:line="276" w:lineRule="auto"/>
+        <w:spacing w:before="0" w:after="40" w:line="276" w:lineRule="auto"/>
+      </w:pPr>
+      <w:r>
+        <w:rPr>
+          <w:rFonts w:ascii="Calibri" w:hAnsi="Calibri"/>
+          <w:b/>
+          <w:i w:val="0"/>
+          <w:color w:val="09223A"/>
+          <w:sz w:val="19"/>
+        </w:rPr>
+        <w:t>Observations sur la conformite ou la lisibilite des pieces</w:t>
+      </w:r>
+    </w:p>
+    <w:p>
+      <w:pPr>
+        <w:spacing w:before="0" w:after="20" w:line="276" w:lineRule="auto"/>
       </w:pPr>
       <w:r>
         <w:rPr>
           <w:rFonts w:ascii="Calibri" w:hAnsi="Calibri"/>
           <w:b w:val="0"/>
           <w:i w:val="0"/>
-          <w:color w:val="1E272E"/>
         </w:rPr>
-        <w:t>Evaluer l'interet territorial, la faisabilite, les risques et les partenaires a mobiliser.</w:t>
+        <w:t>________________________________________________________________________________</w:t>
       </w:r>
     </w:p>
     <w:p>
       <w:pPr>
-        <w:pStyle w:val="ListNumber"/>
-        <w:spacing w:after="60" w:line="276" w:lineRule="auto"/>
+        <w:spacing w:before="0" w:after="40" w:line="276" w:lineRule="auto"/>
+      </w:pPr>
+    </w:p>
+    <w:p>
+      <w:pPr>
+        <w:pStyle w:val="Heading1"/>
+        <w:spacing w:before="0" w:after="120" w:line="276" w:lineRule="auto"/>
       </w:pPr>
       <w:r>
         <w:rPr>
           <w:rFonts w:ascii="Calibri" w:hAnsi="Calibri"/>
           <w:b w:val="0"/>
           <w:i w:val="0"/>
-          <w:color w:val="1E272E"/>
         </w:rPr>
-        <w:t>Orienter vers le bon parcours : rendez-vous, visite, convention, classement ou reponse ecrite.</w:t>
-      </w:r>
-    </w:p>
-    <w:p>
-      <w:pPr>
-        <w:pStyle w:val="ListNumber"/>
-        <w:spacing w:after="60" w:line="276" w:lineRule="auto"/>
-      </w:pPr>
-      <w:r>
-        <w:rPr>
-          <w:rFonts w:ascii="Calibri" w:hAnsi="Calibri"/>
-          <w:b w:val="0"/>
-          <w:i w:val="0"/>
-          <w:color w:val="1E272E"/>
-        </w:rPr>
-        <w:t>Enregistrer la decision et la prochaine action dans TVF OS.</w:t>
+        <w:t>6. Analyse et qualification TVF</w:t>
       </w:r>
     </w:p>
     <w:tbl>
@@ -2428,7 +3038,7 @@
       <w:tr>
         <w:tc>
           <w:tcPr>
-            <w:tcW w:type="dxa" w:w="2592"/>
+            <w:tcW w:type="dxa" w:w="2880"/>
             <w:vAlign w:val="center"/>
             <w:tcMar>
               <w:top w:w="100" w:type="dxa"/>
@@ -2453,13 +3063,269 @@
                 <w:color w:val="09223A"/>
                 <w:sz w:val="19"/>
               </w:rPr>
-              <w:t>Suite proposee</w:t>
+              <w:t>Categorie retenue</w:t>
             </w:r>
           </w:p>
         </w:tc>
         <w:tc>
           <w:tcPr>
-            <w:tcW w:type="dxa" w:w="6408"/>
+            <w:tcW w:type="dxa" w:w="6120"/>
+            <w:vAlign w:val="center"/>
+            <w:tcMar>
+              <w:top w:w="100" w:type="dxa"/>
+              <w:start w:w="140" w:type="dxa"/>
+              <w:bottom w:w="100" w:type="dxa"/>
+              <w:end w:w="140" w:type="dxa"/>
+            </w:tcMar>
+            <w:tcBorders>
+              <w:top w:val="single" w:sz="6" w:space="0" w:color="C8D2DC"/>
+              <w:left w:val="single" w:sz="6" w:space="0" w:color="C8D2DC"/>
+              <w:bottom w:val="single" w:sz="6" w:space="0" w:color="C8D2DC"/>
+              <w:right w:val="single" w:sz="6" w:space="0" w:color="C8D2DC"/>
+            </w:tcBorders>
+            <w:shd w:fill="FFFFFF"/>
+          </w:tcPr>
+          <w:p>
+            <w:r>
+              <w:rPr>
+                <w:rFonts w:ascii="Calibri" w:hAnsi="Calibri"/>
+                <w:b w:val="0"/>
+                <w:i w:val="0"/>
+                <w:color w:val="1E272E"/>
+                <w:sz w:val="19"/>
+              </w:rPr>
+              <w:t>[ ] Habitat   [ ] Commerce   [ ] Materiaux   [ ] Friche / terrain   [ ] Insertion   [ ] Collectivite   [ ] Financement   [ ] Autre</w:t>
+            </w:r>
+          </w:p>
+        </w:tc>
+      </w:tr>
+      <w:tr>
+        <w:tc>
+          <w:tcPr>
+            <w:tcW w:type="dxa" w:w="2880"/>
+            <w:vAlign w:val="center"/>
+            <w:tcMar>
+              <w:top w:w="100" w:type="dxa"/>
+              <w:start w:w="140" w:type="dxa"/>
+              <w:bottom w:w="100" w:type="dxa"/>
+              <w:end w:w="140" w:type="dxa"/>
+            </w:tcMar>
+            <w:tcBorders>
+              <w:top w:val="single" w:sz="6" w:space="0" w:color="C8D2DC"/>
+              <w:left w:val="single" w:sz="6" w:space="0" w:color="C8D2DC"/>
+              <w:bottom w:val="single" w:sz="6" w:space="0" w:color="C8D2DC"/>
+              <w:right w:val="single" w:sz="6" w:space="0" w:color="C8D2DC"/>
+            </w:tcBorders>
+            <w:shd w:fill="E8EEF5"/>
+          </w:tcPr>
+          <w:p>
+            <w:r>
+              <w:rPr>
+                <w:rFonts w:ascii="Calibri" w:hAnsi="Calibri"/>
+                <w:b/>
+                <w:i w:val="0"/>
+                <w:color w:val="09223A"/>
+                <w:sz w:val="19"/>
+              </w:rPr>
+              <w:t>Niveau de maturite</w:t>
+            </w:r>
+          </w:p>
+        </w:tc>
+        <w:tc>
+          <w:tcPr>
+            <w:tcW w:type="dxa" w:w="6120"/>
+            <w:vAlign w:val="center"/>
+            <w:tcMar>
+              <w:top w:w="100" w:type="dxa"/>
+              <w:start w:w="140" w:type="dxa"/>
+              <w:bottom w:w="100" w:type="dxa"/>
+              <w:end w:w="140" w:type="dxa"/>
+            </w:tcMar>
+            <w:tcBorders>
+              <w:top w:val="single" w:sz="6" w:space="0" w:color="C8D2DC"/>
+              <w:left w:val="single" w:sz="6" w:space="0" w:color="C8D2DC"/>
+              <w:bottom w:val="single" w:sz="6" w:space="0" w:color="C8D2DC"/>
+              <w:right w:val="single" w:sz="6" w:space="0" w:color="C8D2DC"/>
+            </w:tcBorders>
+            <w:shd w:fill="FFFFFF"/>
+          </w:tcPr>
+          <w:p>
+            <w:r>
+              <w:rPr>
+                <w:rFonts w:ascii="Calibri" w:hAnsi="Calibri"/>
+                <w:b w:val="0"/>
+                <w:i w:val="0"/>
+                <w:color w:val="1E272E"/>
+                <w:sz w:val="19"/>
+              </w:rPr>
+              <w:t>[ ] Idee   [ ] Informations partielles   [ ] Dossier complet   [ ] Visite necessaire   [ ] Convention envisageable</w:t>
+            </w:r>
+          </w:p>
+        </w:tc>
+      </w:tr>
+      <w:tr>
+        <w:tc>
+          <w:tcPr>
+            <w:tcW w:type="dxa" w:w="2880"/>
+            <w:vAlign w:val="center"/>
+            <w:tcMar>
+              <w:top w:w="100" w:type="dxa"/>
+              <w:start w:w="140" w:type="dxa"/>
+              <w:bottom w:w="100" w:type="dxa"/>
+              <w:end w:w="140" w:type="dxa"/>
+            </w:tcMar>
+            <w:tcBorders>
+              <w:top w:val="single" w:sz="6" w:space="0" w:color="C8D2DC"/>
+              <w:left w:val="single" w:sz="6" w:space="0" w:color="C8D2DC"/>
+              <w:bottom w:val="single" w:sz="6" w:space="0" w:color="C8D2DC"/>
+              <w:right w:val="single" w:sz="6" w:space="0" w:color="C8D2DC"/>
+            </w:tcBorders>
+            <w:shd w:fill="E8EEF5"/>
+          </w:tcPr>
+          <w:p>
+            <w:r>
+              <w:rPr>
+                <w:rFonts w:ascii="Calibri" w:hAnsi="Calibri"/>
+                <w:b/>
+                <w:i w:val="0"/>
+                <w:color w:val="09223A"/>
+                <w:sz w:val="19"/>
+              </w:rPr>
+              <w:t>Interet territorial</w:t>
+            </w:r>
+          </w:p>
+        </w:tc>
+        <w:tc>
+          <w:tcPr>
+            <w:tcW w:type="dxa" w:w="6120"/>
+            <w:vAlign w:val="center"/>
+            <w:tcMar>
+              <w:top w:w="100" w:type="dxa"/>
+              <w:start w:w="140" w:type="dxa"/>
+              <w:bottom w:w="100" w:type="dxa"/>
+              <w:end w:w="140" w:type="dxa"/>
+            </w:tcMar>
+            <w:tcBorders>
+              <w:top w:val="single" w:sz="6" w:space="0" w:color="C8D2DC"/>
+              <w:left w:val="single" w:sz="6" w:space="0" w:color="C8D2DC"/>
+              <w:bottom w:val="single" w:sz="6" w:space="0" w:color="C8D2DC"/>
+              <w:right w:val="single" w:sz="6" w:space="0" w:color="C8D2DC"/>
+            </w:tcBorders>
+            <w:shd w:fill="FFFFFF"/>
+          </w:tcPr>
+          <w:p>
+            <w:r>
+              <w:rPr>
+                <w:rFonts w:ascii="Calibri" w:hAnsi="Calibri"/>
+                <w:b w:val="0"/>
+                <w:i w:val="0"/>
+                <w:color w:val="1E272E"/>
+                <w:sz w:val="19"/>
+              </w:rPr>
+              <w:t>[ ] Fort   [ ] Moyen   [ ] A verifier   [ ] Hors perimetre TVF</w:t>
+            </w:r>
+          </w:p>
+        </w:tc>
+      </w:tr>
+      <w:tr>
+        <w:tc>
+          <w:tcPr>
+            <w:tcW w:type="dxa" w:w="2880"/>
+            <w:vAlign w:val="center"/>
+            <w:tcMar>
+              <w:top w:w="100" w:type="dxa"/>
+              <w:start w:w="140" w:type="dxa"/>
+              <w:bottom w:w="100" w:type="dxa"/>
+              <w:end w:w="140" w:type="dxa"/>
+            </w:tcMar>
+            <w:tcBorders>
+              <w:top w:val="single" w:sz="6" w:space="0" w:color="C8D2DC"/>
+              <w:left w:val="single" w:sz="6" w:space="0" w:color="C8D2DC"/>
+              <w:bottom w:val="single" w:sz="6" w:space="0" w:color="C8D2DC"/>
+              <w:right w:val="single" w:sz="6" w:space="0" w:color="C8D2DC"/>
+            </w:tcBorders>
+            <w:shd w:fill="E8EEF5"/>
+          </w:tcPr>
+          <w:p>
+            <w:r>
+              <w:rPr>
+                <w:rFonts w:ascii="Calibri" w:hAnsi="Calibri"/>
+                <w:b/>
+                <w:i w:val="0"/>
+                <w:color w:val="09223A"/>
+                <w:sz w:val="19"/>
+              </w:rPr>
+              <w:t>Risque principal</w:t>
+            </w:r>
+          </w:p>
+        </w:tc>
+        <w:tc>
+          <w:tcPr>
+            <w:tcW w:type="dxa" w:w="6120"/>
+            <w:vAlign w:val="center"/>
+            <w:tcMar>
+              <w:top w:w="100" w:type="dxa"/>
+              <w:start w:w="140" w:type="dxa"/>
+              <w:bottom w:w="100" w:type="dxa"/>
+              <w:end w:w="140" w:type="dxa"/>
+            </w:tcMar>
+            <w:tcBorders>
+              <w:top w:val="single" w:sz="6" w:space="0" w:color="C8D2DC"/>
+              <w:left w:val="single" w:sz="6" w:space="0" w:color="C8D2DC"/>
+              <w:bottom w:val="single" w:sz="6" w:space="0" w:color="C8D2DC"/>
+              <w:right w:val="single" w:sz="6" w:space="0" w:color="C8D2DC"/>
+            </w:tcBorders>
+            <w:shd w:fill="FFFFFF"/>
+          </w:tcPr>
+          <w:p>
+            <w:r>
+              <w:rPr>
+                <w:rFonts w:ascii="Calibri" w:hAnsi="Calibri"/>
+                <w:b w:val="0"/>
+                <w:i w:val="0"/>
+                <w:color w:val="1E272E"/>
+                <w:sz w:val="19"/>
+              </w:rPr>
+              <w:t>[ ] Juridique   [ ] Securite   [ ] Assurance   [ ] Budget   [ ] Donnees personnelles   [ ] Image   [ ] Aucun identifie</w:t>
+            </w:r>
+          </w:p>
+        </w:tc>
+      </w:tr>
+      <w:tr>
+        <w:tc>
+          <w:tcPr>
+            <w:tcW w:type="dxa" w:w="2880"/>
+            <w:vAlign w:val="center"/>
+            <w:tcMar>
+              <w:top w:w="100" w:type="dxa"/>
+              <w:start w:w="140" w:type="dxa"/>
+              <w:bottom w:w="100" w:type="dxa"/>
+              <w:end w:w="140" w:type="dxa"/>
+            </w:tcMar>
+            <w:tcBorders>
+              <w:top w:val="single" w:sz="6" w:space="0" w:color="C8D2DC"/>
+              <w:left w:val="single" w:sz="6" w:space="0" w:color="C8D2DC"/>
+              <w:bottom w:val="single" w:sz="6" w:space="0" w:color="C8D2DC"/>
+              <w:right w:val="single" w:sz="6" w:space="0" w:color="C8D2DC"/>
+            </w:tcBorders>
+            <w:shd w:fill="E8EEF5"/>
+          </w:tcPr>
+          <w:p>
+            <w:r>
+              <w:rPr>
+                <w:rFonts w:ascii="Calibri" w:hAnsi="Calibri"/>
+                <w:b/>
+                <w:i w:val="0"/>
+                <w:color w:val="09223A"/>
+                <w:sz w:val="19"/>
+              </w:rPr>
+              <w:t>Suites possibles</w:t>
+            </w:r>
+          </w:p>
+        </w:tc>
+        <w:tc>
+          <w:tcPr>
+            <w:tcW w:type="dxa" w:w="6120"/>
             <w:vAlign w:val="center"/>
             <w:tcMar>
               <w:top w:w="100" w:type="dxa"/>
@@ -2489,198 +3355,6 @@
           </w:p>
         </w:tc>
       </w:tr>
-      <w:tr>
-        <w:tc>
-          <w:tcPr>
-            <w:tcW w:type="dxa" w:w="2592"/>
-            <w:vAlign w:val="center"/>
-            <w:tcMar>
-              <w:top w:w="100" w:type="dxa"/>
-              <w:start w:w="140" w:type="dxa"/>
-              <w:bottom w:w="100" w:type="dxa"/>
-              <w:end w:w="140" w:type="dxa"/>
-            </w:tcMar>
-            <w:tcBorders>
-              <w:top w:val="single" w:sz="6" w:space="0" w:color="C8D2DC"/>
-              <w:left w:val="single" w:sz="6" w:space="0" w:color="C8D2DC"/>
-              <w:bottom w:val="single" w:sz="6" w:space="0" w:color="C8D2DC"/>
-              <w:right w:val="single" w:sz="6" w:space="0" w:color="C8D2DC"/>
-            </w:tcBorders>
-            <w:shd w:fill="E8EEF5"/>
-          </w:tcPr>
-          <w:p>
-            <w:r>
-              <w:rPr>
-                <w:rFonts w:ascii="Calibri" w:hAnsi="Calibri"/>
-                <w:b/>
-                <w:i w:val="0"/>
-                <w:color w:val="09223A"/>
-                <w:sz w:val="19"/>
-              </w:rPr>
-              <w:t>Pieces manquantes</w:t>
-            </w:r>
-          </w:p>
-        </w:tc>
-        <w:tc>
-          <w:tcPr>
-            <w:tcW w:type="dxa" w:w="6408"/>
-            <w:vAlign w:val="center"/>
-            <w:tcMar>
-              <w:top w:w="100" w:type="dxa"/>
-              <w:start w:w="140" w:type="dxa"/>
-              <w:bottom w:w="100" w:type="dxa"/>
-              <w:end w:w="140" w:type="dxa"/>
-            </w:tcMar>
-            <w:tcBorders>
-              <w:top w:val="single" w:sz="6" w:space="0" w:color="C8D2DC"/>
-              <w:left w:val="single" w:sz="6" w:space="0" w:color="C8D2DC"/>
-              <w:bottom w:val="single" w:sz="6" w:space="0" w:color="C8D2DC"/>
-              <w:right w:val="single" w:sz="6" w:space="0" w:color="C8D2DC"/>
-            </w:tcBorders>
-            <w:shd w:fill="FFFFFF"/>
-          </w:tcPr>
-          <w:p>
-            <w:r>
-              <w:rPr>
-                <w:rFonts w:ascii="Calibri" w:hAnsi="Calibri"/>
-                <w:b w:val="0"/>
-                <w:i w:val="0"/>
-                <w:color w:val="1E272E"/>
-                <w:sz w:val="19"/>
-              </w:rPr>
-              <w:t>____________________________________________________________</w:t>
-            </w:r>
-          </w:p>
-        </w:tc>
-      </w:tr>
-      <w:tr>
-        <w:tc>
-          <w:tcPr>
-            <w:tcW w:type="dxa" w:w="2592"/>
-            <w:vAlign w:val="center"/>
-            <w:tcMar>
-              <w:top w:w="100" w:type="dxa"/>
-              <w:start w:w="140" w:type="dxa"/>
-              <w:bottom w:w="100" w:type="dxa"/>
-              <w:end w:w="140" w:type="dxa"/>
-            </w:tcMar>
-            <w:tcBorders>
-              <w:top w:val="single" w:sz="6" w:space="0" w:color="C8D2DC"/>
-              <w:left w:val="single" w:sz="6" w:space="0" w:color="C8D2DC"/>
-              <w:bottom w:val="single" w:sz="6" w:space="0" w:color="C8D2DC"/>
-              <w:right w:val="single" w:sz="6" w:space="0" w:color="C8D2DC"/>
-            </w:tcBorders>
-            <w:shd w:fill="E8EEF5"/>
-          </w:tcPr>
-          <w:p>
-            <w:r>
-              <w:rPr>
-                <w:rFonts w:ascii="Calibri" w:hAnsi="Calibri"/>
-                <w:b/>
-                <w:i w:val="0"/>
-                <w:color w:val="09223A"/>
-                <w:sz w:val="19"/>
-              </w:rPr>
-              <w:t>Decision TVF</w:t>
-            </w:r>
-          </w:p>
-        </w:tc>
-        <w:tc>
-          <w:tcPr>
-            <w:tcW w:type="dxa" w:w="6408"/>
-            <w:vAlign w:val="center"/>
-            <w:tcMar>
-              <w:top w:w="100" w:type="dxa"/>
-              <w:start w:w="140" w:type="dxa"/>
-              <w:bottom w:w="100" w:type="dxa"/>
-              <w:end w:w="140" w:type="dxa"/>
-            </w:tcMar>
-            <w:tcBorders>
-              <w:top w:val="single" w:sz="6" w:space="0" w:color="C8D2DC"/>
-              <w:left w:val="single" w:sz="6" w:space="0" w:color="C8D2DC"/>
-              <w:bottom w:val="single" w:sz="6" w:space="0" w:color="C8D2DC"/>
-              <w:right w:val="single" w:sz="6" w:space="0" w:color="C8D2DC"/>
-            </w:tcBorders>
-            <w:shd w:fill="FFFFFF"/>
-          </w:tcPr>
-          <w:p>
-            <w:r>
-              <w:rPr>
-                <w:rFonts w:ascii="Calibri" w:hAnsi="Calibri"/>
-                <w:b w:val="0"/>
-                <w:i w:val="0"/>
-                <w:color w:val="1E272E"/>
-                <w:sz w:val="19"/>
-              </w:rPr>
-              <w:t>[ ] Poursuivre   [ ] Rendez-vous   [ ] Visite   [ ] Convention   [ ] Classer</w:t>
-            </w:r>
-          </w:p>
-        </w:tc>
-      </w:tr>
-      <w:tr>
-        <w:tc>
-          <w:tcPr>
-            <w:tcW w:type="dxa" w:w="2592"/>
-            <w:vAlign w:val="center"/>
-            <w:tcMar>
-              <w:top w:w="100" w:type="dxa"/>
-              <w:start w:w="140" w:type="dxa"/>
-              <w:bottom w:w="100" w:type="dxa"/>
-              <w:end w:w="140" w:type="dxa"/>
-            </w:tcMar>
-            <w:tcBorders>
-              <w:top w:val="single" w:sz="6" w:space="0" w:color="C8D2DC"/>
-              <w:left w:val="single" w:sz="6" w:space="0" w:color="C8D2DC"/>
-              <w:bottom w:val="single" w:sz="6" w:space="0" w:color="C8D2DC"/>
-              <w:right w:val="single" w:sz="6" w:space="0" w:color="C8D2DC"/>
-            </w:tcBorders>
-            <w:shd w:fill="E8EEF5"/>
-          </w:tcPr>
-          <w:p>
-            <w:r>
-              <w:rPr>
-                <w:rFonts w:ascii="Calibri" w:hAnsi="Calibri"/>
-                <w:b/>
-                <w:i w:val="0"/>
-                <w:color w:val="09223A"/>
-                <w:sz w:val="19"/>
-              </w:rPr>
-              <w:t>Prochaine action</w:t>
-            </w:r>
-          </w:p>
-        </w:tc>
-        <w:tc>
-          <w:tcPr>
-            <w:tcW w:type="dxa" w:w="6408"/>
-            <w:vAlign w:val="center"/>
-            <w:tcMar>
-              <w:top w:w="100" w:type="dxa"/>
-              <w:start w:w="140" w:type="dxa"/>
-              <w:bottom w:w="100" w:type="dxa"/>
-              <w:end w:w="140" w:type="dxa"/>
-            </w:tcMar>
-            <w:tcBorders>
-              <w:top w:val="single" w:sz="6" w:space="0" w:color="C8D2DC"/>
-              <w:left w:val="single" w:sz="6" w:space="0" w:color="C8D2DC"/>
-              <w:bottom w:val="single" w:sz="6" w:space="0" w:color="C8D2DC"/>
-              <w:right w:val="single" w:sz="6" w:space="0" w:color="C8D2DC"/>
-            </w:tcBorders>
-            <w:shd w:fill="FFFFFF"/>
-          </w:tcPr>
-          <w:p>
-            <w:r>
-              <w:rPr>
-                <w:rFonts w:ascii="Calibri" w:hAnsi="Calibri"/>
-                <w:b w:val="0"/>
-                <w:i w:val="0"/>
-                <w:color w:val="1E272E"/>
-                <w:sz w:val="19"/>
-              </w:rPr>
-              <w:t>____________________________________________________________</w:t>
-            </w:r>
-          </w:p>
-        </w:tc>
-      </w:tr>
     </w:tbl>
     <w:p>
       <w:pPr>
@@ -2698,7 +3372,190 @@
           <w:b w:val="0"/>
           <w:i w:val="0"/>
         </w:rPr>
-        <w:t>Clauses et engagements adaptes a cette demande</w:t>
+        <w:t>Notes internes TVF</w:t>
+      </w:r>
+    </w:p>
+    <w:p>
+      <w:pPr>
+        <w:spacing w:before="0" w:after="40" w:line="276" w:lineRule="auto"/>
+      </w:pPr>
+      <w:r>
+        <w:rPr>
+          <w:rFonts w:ascii="Calibri" w:hAnsi="Calibri"/>
+          <w:b/>
+          <w:i w:val="0"/>
+          <w:color w:val="09223A"/>
+          <w:sz w:val="19"/>
+        </w:rPr>
+        <w:t>Analyse du besoin</w:t>
+      </w:r>
+    </w:p>
+    <w:p>
+      <w:pPr>
+        <w:spacing w:before="0" w:after="20" w:line="276" w:lineRule="auto"/>
+      </w:pPr>
+      <w:r>
+        <w:rPr>
+          <w:rFonts w:ascii="Calibri" w:hAnsi="Calibri"/>
+          <w:b w:val="0"/>
+          <w:i w:val="0"/>
+        </w:rPr>
+        <w:t>________________________________________________________________________________</w:t>
+      </w:r>
+    </w:p>
+    <w:p>
+      <w:pPr>
+        <w:spacing w:before="0" w:after="20" w:line="276" w:lineRule="auto"/>
+      </w:pPr>
+      <w:r>
+        <w:rPr>
+          <w:rFonts w:ascii="Calibri" w:hAnsi="Calibri"/>
+          <w:b w:val="0"/>
+          <w:i w:val="0"/>
+        </w:rPr>
+        <w:t>________________________________________________________________________________</w:t>
+      </w:r>
+    </w:p>
+    <w:p>
+      <w:pPr>
+        <w:spacing w:before="0" w:after="40" w:line="276" w:lineRule="auto"/>
+      </w:pPr>
+      <w:r>
+        <w:rPr>
+          <w:rFonts w:ascii="Calibri" w:hAnsi="Calibri"/>
+          <w:b/>
+          <w:i w:val="0"/>
+          <w:color w:val="09223A"/>
+          <w:sz w:val="19"/>
+        </w:rPr>
+        <w:t>Points a clarifier</w:t>
+      </w:r>
+    </w:p>
+    <w:p>
+      <w:pPr>
+        <w:spacing w:before="0" w:after="20" w:line="276" w:lineRule="auto"/>
+      </w:pPr>
+      <w:r>
+        <w:rPr>
+          <w:rFonts w:ascii="Calibri" w:hAnsi="Calibri"/>
+          <w:b w:val="0"/>
+          <w:i w:val="0"/>
+        </w:rPr>
+        <w:t>________________________________________________________________________________</w:t>
+      </w:r>
+    </w:p>
+    <w:p>
+      <w:pPr>
+        <w:spacing w:before="0" w:after="20" w:line="276" w:lineRule="auto"/>
+      </w:pPr>
+      <w:r>
+        <w:rPr>
+          <w:rFonts w:ascii="Calibri" w:hAnsi="Calibri"/>
+          <w:b w:val="0"/>
+          <w:i w:val="0"/>
+        </w:rPr>
+        <w:t>________________________________________________________________________________</w:t>
+      </w:r>
+    </w:p>
+    <w:p>
+      <w:pPr>
+        <w:spacing w:before="0" w:after="40" w:line="276" w:lineRule="auto"/>
+      </w:pPr>
+      <w:r>
+        <w:rPr>
+          <w:rFonts w:ascii="Calibri" w:hAnsi="Calibri"/>
+          <w:b/>
+          <w:i w:val="0"/>
+          <w:color w:val="09223A"/>
+          <w:sz w:val="19"/>
+        </w:rPr>
+        <w:t>Acteurs a contacter</w:t>
+      </w:r>
+    </w:p>
+    <w:p>
+      <w:pPr>
+        <w:spacing w:before="0" w:after="20" w:line="276" w:lineRule="auto"/>
+      </w:pPr>
+      <w:r>
+        <w:rPr>
+          <w:rFonts w:ascii="Calibri" w:hAnsi="Calibri"/>
+          <w:b w:val="0"/>
+          <w:i w:val="0"/>
+        </w:rPr>
+        <w:t>________________________________________________________________________________</w:t>
+      </w:r>
+    </w:p>
+    <w:p>
+      <w:pPr>
+        <w:spacing w:before="0" w:after="20" w:line="276" w:lineRule="auto"/>
+      </w:pPr>
+      <w:r>
+        <w:rPr>
+          <w:rFonts w:ascii="Calibri" w:hAnsi="Calibri"/>
+          <w:b w:val="0"/>
+          <w:i w:val="0"/>
+        </w:rPr>
+        <w:t>________________________________________________________________________________</w:t>
+      </w:r>
+    </w:p>
+    <w:p>
+      <w:pPr>
+        <w:spacing w:before="0" w:after="40" w:line="276" w:lineRule="auto"/>
+      </w:pPr>
+      <w:r>
+        <w:rPr>
+          <w:rFonts w:ascii="Calibri" w:hAnsi="Calibri"/>
+          <w:b/>
+          <w:i w:val="0"/>
+          <w:color w:val="09223A"/>
+          <w:sz w:val="19"/>
+        </w:rPr>
+        <w:t>Decision proposee</w:t>
+      </w:r>
+    </w:p>
+    <w:p>
+      <w:pPr>
+        <w:spacing w:before="0" w:after="20" w:line="276" w:lineRule="auto"/>
+      </w:pPr>
+      <w:r>
+        <w:rPr>
+          <w:rFonts w:ascii="Calibri" w:hAnsi="Calibri"/>
+          <w:b w:val="0"/>
+          <w:i w:val="0"/>
+        </w:rPr>
+        <w:t>________________________________________________________________________________</w:t>
+      </w:r>
+    </w:p>
+    <w:p>
+      <w:pPr>
+        <w:spacing w:before="0" w:after="20" w:line="276" w:lineRule="auto"/>
+      </w:pPr>
+      <w:r>
+        <w:rPr>
+          <w:rFonts w:ascii="Calibri" w:hAnsi="Calibri"/>
+          <w:b w:val="0"/>
+          <w:i w:val="0"/>
+        </w:rPr>
+        <w:t>________________________________________________________________________________</w:t>
+      </w:r>
+    </w:p>
+    <w:p>
+      <w:pPr>
+        <w:spacing w:before="0" w:after="40" w:line="276" w:lineRule="auto"/>
+      </w:pPr>
+    </w:p>
+    <w:p>
+      <w:pPr>
+        <w:pStyle w:val="Heading1"/>
+        <w:spacing w:before="0" w:after="120" w:line="276" w:lineRule="auto"/>
+      </w:pPr>
+      <w:r>
+        <w:rPr>
+          <w:rFonts w:ascii="Calibri" w:hAnsi="Calibri"/>
+          <w:b w:val="0"/>
+          <w:i w:val="0"/>
+        </w:rPr>
+        <w:t>7. Conditions de traitement et engagements</w:t>
       </w:r>
     </w:p>
     <w:p>
@@ -2745,6 +3602,417 @@
         </w:rPr>
         <w:t>Aucune annonce de partenariat, financement ou resultat ne doit etre publiee sans validation formelle.</w:t>
       </w:r>
+    </w:p>
+    <w:p>
+      <w:pPr>
+        <w:pStyle w:val="ListBullet"/>
+        <w:spacing w:after="60" w:line="276" w:lineRule="auto"/>
+      </w:pPr>
+      <w:r>
+        <w:rPr>
+          <w:rFonts w:ascii="Calibri" w:hAnsi="Calibri"/>
+          <w:b w:val="0"/>
+          <w:i w:val="0"/>
+          <w:color w:val="1E272E"/>
+        </w:rPr>
+        <w:t>Le demandeur declare transmettre des informations exactes a sa connaissance et s'engage a signaler toute evolution importante du dossier.</w:t>
+      </w:r>
+    </w:p>
+    <w:p>
+      <w:pPr>
+        <w:pStyle w:val="ListBullet"/>
+        <w:spacing w:after="60" w:line="276" w:lineRule="auto"/>
+      </w:pPr>
+      <w:r>
+        <w:rPr>
+          <w:rFonts w:ascii="Calibri" w:hAnsi="Calibri"/>
+          <w:b w:val="0"/>
+          <w:i w:val="0"/>
+          <w:color w:val="1E272E"/>
+        </w:rPr>
+        <w:t>TVF peut demander des pieces complementaires, refuser une demande insuffisamment documentee ou orienter vers un autre interlocuteur si le sujet ne releve pas de son perimetre.</w:t>
+      </w:r>
+    </w:p>
+    <w:p>
+      <w:pPr>
+        <w:pStyle w:val="ListBullet"/>
+        <w:spacing w:after="60" w:line="276" w:lineRule="auto"/>
+      </w:pPr>
+      <w:r>
+        <w:rPr>
+          <w:rFonts w:ascii="Calibri" w:hAnsi="Calibri"/>
+          <w:b w:val="0"/>
+          <w:i w:val="0"/>
+          <w:color w:val="1E272E"/>
+        </w:rPr>
+        <w:t>Toute visite, collecte, mise a disposition, action terrain, communication publique ou convention fait l'objet d'une validation ecrite specifique.</w:t>
+      </w:r>
+    </w:p>
+    <w:p>
+      <w:pPr>
+        <w:pStyle w:val="ListBullet"/>
+        <w:spacing w:after="60" w:line="276" w:lineRule="auto"/>
+      </w:pPr>
+      <w:r>
+        <w:rPr>
+          <w:rFonts w:ascii="Calibri" w:hAnsi="Calibri"/>
+          <w:b w:val="0"/>
+          <w:i w:val="0"/>
+          <w:color w:val="1E272E"/>
+        </w:rPr>
+        <w:t>Les informations et documents sont conserves uniquement pour l'instruction, le suivi et l'archivage du dossier TVF, dans le respect des regles applicables de confidentialite et de protection des donnees.</w:t>
+      </w:r>
+    </w:p>
+    <w:p>
+      <w:pPr>
+        <w:pStyle w:val="Heading1"/>
+        <w:spacing w:before="0" w:after="120" w:line="276" w:lineRule="auto"/>
+      </w:pPr>
+      <w:r>
+        <w:rPr>
+          <w:rFonts w:ascii="Calibri" w:hAnsi="Calibri"/>
+          <w:b w:val="0"/>
+          <w:i w:val="0"/>
+        </w:rPr>
+        <w:t>8. Decision et validation</w:t>
+      </w:r>
+    </w:p>
+    <w:tbl>
+      <w:tblPr>
+        <w:tblW w:type="auto" w:w="0"/>
+        <w:jc w:val="center"/>
+        <w:tblLayout w:type="fixed"/>
+        <w:tblLook w:firstColumn="1" w:firstRow="1" w:lastColumn="0" w:lastRow="0" w:noHBand="0" w:noVBand="1" w:val="04A0"/>
+      </w:tblPr>
+      <w:tblGrid>
+        <w:gridCol w:w="4968"/>
+        <w:gridCol w:w="4968"/>
+      </w:tblGrid>
+      <w:tr>
+        <w:tc>
+          <w:tcPr>
+            <w:tcW w:type="dxa" w:w="2664"/>
+            <w:vAlign w:val="center"/>
+            <w:tcMar>
+              <w:top w:w="100" w:type="dxa"/>
+              <w:start w:w="140" w:type="dxa"/>
+              <w:bottom w:w="100" w:type="dxa"/>
+              <w:end w:w="140" w:type="dxa"/>
+            </w:tcMar>
+            <w:tcBorders>
+              <w:top w:val="single" w:sz="6" w:space="0" w:color="C8D2DC"/>
+              <w:left w:val="single" w:sz="6" w:space="0" w:color="C8D2DC"/>
+              <w:bottom w:val="single" w:sz="6" w:space="0" w:color="C8D2DC"/>
+              <w:right w:val="single" w:sz="6" w:space="0" w:color="C8D2DC"/>
+            </w:tcBorders>
+            <w:shd w:fill="E8EEF5"/>
+          </w:tcPr>
+          <w:p>
+            <w:r>
+              <w:rPr>
+                <w:rFonts w:ascii="Calibri" w:hAnsi="Calibri"/>
+                <w:b/>
+                <w:i w:val="0"/>
+                <w:color w:val="09223A"/>
+                <w:sz w:val="19"/>
+              </w:rPr>
+              <w:t>Decision TVF</w:t>
+            </w:r>
+          </w:p>
+        </w:tc>
+        <w:tc>
+          <w:tcPr>
+            <w:tcW w:type="dxa" w:w="6336"/>
+            <w:vAlign w:val="center"/>
+            <w:tcMar>
+              <w:top w:w="100" w:type="dxa"/>
+              <w:start w:w="140" w:type="dxa"/>
+              <w:bottom w:w="100" w:type="dxa"/>
+              <w:end w:w="140" w:type="dxa"/>
+            </w:tcMar>
+            <w:tcBorders>
+              <w:top w:val="single" w:sz="6" w:space="0" w:color="C8D2DC"/>
+              <w:left w:val="single" w:sz="6" w:space="0" w:color="C8D2DC"/>
+              <w:bottom w:val="single" w:sz="6" w:space="0" w:color="C8D2DC"/>
+              <w:right w:val="single" w:sz="6" w:space="0" w:color="C8D2DC"/>
+            </w:tcBorders>
+            <w:shd w:fill="FFFFFF"/>
+          </w:tcPr>
+          <w:p>
+            <w:r>
+              <w:rPr>
+                <w:rFonts w:ascii="Calibri" w:hAnsi="Calibri"/>
+                <w:b w:val="0"/>
+                <w:i w:val="0"/>
+                <w:color w:val="1E272E"/>
+                <w:sz w:val="19"/>
+              </w:rPr>
+              <w:t>[ ] Poursuivre   [ ] Demander pieces   [ ] Rendez-vous   [ ] Visite   [ ] Convention   [ ] Orienter   [ ] Classer</w:t>
+            </w:r>
+          </w:p>
+        </w:tc>
+      </w:tr>
+      <w:tr>
+        <w:tc>
+          <w:tcPr>
+            <w:tcW w:type="dxa" w:w="2664"/>
+            <w:vAlign w:val="center"/>
+            <w:tcMar>
+              <w:top w:w="100" w:type="dxa"/>
+              <w:start w:w="140" w:type="dxa"/>
+              <w:bottom w:w="100" w:type="dxa"/>
+              <w:end w:w="140" w:type="dxa"/>
+            </w:tcMar>
+            <w:tcBorders>
+              <w:top w:val="single" w:sz="6" w:space="0" w:color="C8D2DC"/>
+              <w:left w:val="single" w:sz="6" w:space="0" w:color="C8D2DC"/>
+              <w:bottom w:val="single" w:sz="6" w:space="0" w:color="C8D2DC"/>
+              <w:right w:val="single" w:sz="6" w:space="0" w:color="C8D2DC"/>
+            </w:tcBorders>
+            <w:shd w:fill="E8EEF5"/>
+          </w:tcPr>
+          <w:p>
+            <w:r>
+              <w:rPr>
+                <w:rFonts w:ascii="Calibri" w:hAnsi="Calibri"/>
+                <w:b/>
+                <w:i w:val="0"/>
+                <w:color w:val="09223A"/>
+                <w:sz w:val="19"/>
+              </w:rPr>
+              <w:t>Motif de decision</w:t>
+            </w:r>
+          </w:p>
+        </w:tc>
+        <w:tc>
+          <w:tcPr>
+            <w:tcW w:type="dxa" w:w="6336"/>
+            <w:vAlign w:val="center"/>
+            <w:tcMar>
+              <w:top w:w="100" w:type="dxa"/>
+              <w:start w:w="140" w:type="dxa"/>
+              <w:bottom w:w="100" w:type="dxa"/>
+              <w:end w:w="140" w:type="dxa"/>
+            </w:tcMar>
+            <w:tcBorders>
+              <w:top w:val="single" w:sz="6" w:space="0" w:color="C8D2DC"/>
+              <w:left w:val="single" w:sz="6" w:space="0" w:color="C8D2DC"/>
+              <w:bottom w:val="single" w:sz="6" w:space="0" w:color="C8D2DC"/>
+              <w:right w:val="single" w:sz="6" w:space="0" w:color="C8D2DC"/>
+            </w:tcBorders>
+            <w:shd w:fill="FFFFFF"/>
+          </w:tcPr>
+          <w:p>
+            <w:r>
+              <w:rPr>
+                <w:rFonts w:ascii="Calibri" w:hAnsi="Calibri"/>
+                <w:b w:val="0"/>
+                <w:i w:val="0"/>
+                <w:color w:val="1E272E"/>
+                <w:sz w:val="19"/>
+              </w:rPr>
+              <w:t>____________________________________________________________</w:t>
+            </w:r>
+          </w:p>
+        </w:tc>
+      </w:tr>
+      <w:tr>
+        <w:tc>
+          <w:tcPr>
+            <w:tcW w:type="dxa" w:w="2664"/>
+            <w:vAlign w:val="center"/>
+            <w:tcMar>
+              <w:top w:w="100" w:type="dxa"/>
+              <w:start w:w="140" w:type="dxa"/>
+              <w:bottom w:w="100" w:type="dxa"/>
+              <w:end w:w="140" w:type="dxa"/>
+            </w:tcMar>
+            <w:tcBorders>
+              <w:top w:val="single" w:sz="6" w:space="0" w:color="C8D2DC"/>
+              <w:left w:val="single" w:sz="6" w:space="0" w:color="C8D2DC"/>
+              <w:bottom w:val="single" w:sz="6" w:space="0" w:color="C8D2DC"/>
+              <w:right w:val="single" w:sz="6" w:space="0" w:color="C8D2DC"/>
+            </w:tcBorders>
+            <w:shd w:fill="E8EEF5"/>
+          </w:tcPr>
+          <w:p>
+            <w:r>
+              <w:rPr>
+                <w:rFonts w:ascii="Calibri" w:hAnsi="Calibri"/>
+                <w:b/>
+                <w:i w:val="0"/>
+                <w:color w:val="09223A"/>
+                <w:sz w:val="19"/>
+              </w:rPr>
+              <w:t>Pieces a demander</w:t>
+            </w:r>
+          </w:p>
+        </w:tc>
+        <w:tc>
+          <w:tcPr>
+            <w:tcW w:type="dxa" w:w="6336"/>
+            <w:vAlign w:val="center"/>
+            <w:tcMar>
+              <w:top w:w="100" w:type="dxa"/>
+              <w:start w:w="140" w:type="dxa"/>
+              <w:bottom w:w="100" w:type="dxa"/>
+              <w:end w:w="140" w:type="dxa"/>
+            </w:tcMar>
+            <w:tcBorders>
+              <w:top w:val="single" w:sz="6" w:space="0" w:color="C8D2DC"/>
+              <w:left w:val="single" w:sz="6" w:space="0" w:color="C8D2DC"/>
+              <w:bottom w:val="single" w:sz="6" w:space="0" w:color="C8D2DC"/>
+              <w:right w:val="single" w:sz="6" w:space="0" w:color="C8D2DC"/>
+            </w:tcBorders>
+            <w:shd w:fill="FFFFFF"/>
+          </w:tcPr>
+          <w:p>
+            <w:r>
+              <w:rPr>
+                <w:rFonts w:ascii="Calibri" w:hAnsi="Calibri"/>
+                <w:b w:val="0"/>
+                <w:i w:val="0"/>
+                <w:color w:val="1E272E"/>
+                <w:sz w:val="19"/>
+              </w:rPr>
+              <w:t>____________________________________________________________</w:t>
+            </w:r>
+          </w:p>
+        </w:tc>
+      </w:tr>
+      <w:tr>
+        <w:tc>
+          <w:tcPr>
+            <w:tcW w:type="dxa" w:w="2664"/>
+            <w:vAlign w:val="center"/>
+            <w:tcMar>
+              <w:top w:w="100" w:type="dxa"/>
+              <w:start w:w="140" w:type="dxa"/>
+              <w:bottom w:w="100" w:type="dxa"/>
+              <w:end w:w="140" w:type="dxa"/>
+            </w:tcMar>
+            <w:tcBorders>
+              <w:top w:val="single" w:sz="6" w:space="0" w:color="C8D2DC"/>
+              <w:left w:val="single" w:sz="6" w:space="0" w:color="C8D2DC"/>
+              <w:bottom w:val="single" w:sz="6" w:space="0" w:color="C8D2DC"/>
+              <w:right w:val="single" w:sz="6" w:space="0" w:color="C8D2DC"/>
+            </w:tcBorders>
+            <w:shd w:fill="E8EEF5"/>
+          </w:tcPr>
+          <w:p>
+            <w:r>
+              <w:rPr>
+                <w:rFonts w:ascii="Calibri" w:hAnsi="Calibri"/>
+                <w:b/>
+                <w:i w:val="0"/>
+                <w:color w:val="09223A"/>
+                <w:sz w:val="19"/>
+              </w:rPr>
+              <w:t>Responsable suite</w:t>
+            </w:r>
+          </w:p>
+        </w:tc>
+        <w:tc>
+          <w:tcPr>
+            <w:tcW w:type="dxa" w:w="6336"/>
+            <w:vAlign w:val="center"/>
+            <w:tcMar>
+              <w:top w:w="100" w:type="dxa"/>
+              <w:start w:w="140" w:type="dxa"/>
+              <w:bottom w:w="100" w:type="dxa"/>
+              <w:end w:w="140" w:type="dxa"/>
+            </w:tcMar>
+            <w:tcBorders>
+              <w:top w:val="single" w:sz="6" w:space="0" w:color="C8D2DC"/>
+              <w:left w:val="single" w:sz="6" w:space="0" w:color="C8D2DC"/>
+              <w:bottom w:val="single" w:sz="6" w:space="0" w:color="C8D2DC"/>
+              <w:right w:val="single" w:sz="6" w:space="0" w:color="C8D2DC"/>
+            </w:tcBorders>
+            <w:shd w:fill="FFFFFF"/>
+          </w:tcPr>
+          <w:p>
+            <w:r>
+              <w:rPr>
+                <w:rFonts w:ascii="Calibri" w:hAnsi="Calibri"/>
+                <w:b w:val="0"/>
+                <w:i w:val="0"/>
+                <w:color w:val="1E272E"/>
+                <w:sz w:val="19"/>
+              </w:rPr>
+              <w:t>____________________________________________________________</w:t>
+            </w:r>
+          </w:p>
+        </w:tc>
+      </w:tr>
+      <w:tr>
+        <w:tc>
+          <w:tcPr>
+            <w:tcW w:type="dxa" w:w="2664"/>
+            <w:vAlign w:val="center"/>
+            <w:tcMar>
+              <w:top w:w="100" w:type="dxa"/>
+              <w:start w:w="140" w:type="dxa"/>
+              <w:bottom w:w="100" w:type="dxa"/>
+              <w:end w:w="140" w:type="dxa"/>
+            </w:tcMar>
+            <w:tcBorders>
+              <w:top w:val="single" w:sz="6" w:space="0" w:color="C8D2DC"/>
+              <w:left w:val="single" w:sz="6" w:space="0" w:color="C8D2DC"/>
+              <w:bottom w:val="single" w:sz="6" w:space="0" w:color="C8D2DC"/>
+              <w:right w:val="single" w:sz="6" w:space="0" w:color="C8D2DC"/>
+            </w:tcBorders>
+            <w:shd w:fill="E8EEF5"/>
+          </w:tcPr>
+          <w:p>
+            <w:r>
+              <w:rPr>
+                <w:rFonts w:ascii="Calibri" w:hAnsi="Calibri"/>
+                <w:b/>
+                <w:i w:val="0"/>
+                <w:color w:val="09223A"/>
+                <w:sz w:val="19"/>
+              </w:rPr>
+              <w:t>Date de prochaine action</w:t>
+            </w:r>
+          </w:p>
+        </w:tc>
+        <w:tc>
+          <w:tcPr>
+            <w:tcW w:type="dxa" w:w="6336"/>
+            <w:vAlign w:val="center"/>
+            <w:tcMar>
+              <w:top w:w="100" w:type="dxa"/>
+              <w:start w:w="140" w:type="dxa"/>
+              <w:bottom w:w="100" w:type="dxa"/>
+              <w:end w:w="140" w:type="dxa"/>
+            </w:tcMar>
+            <w:tcBorders>
+              <w:top w:val="single" w:sz="6" w:space="0" w:color="C8D2DC"/>
+              <w:left w:val="single" w:sz="6" w:space="0" w:color="C8D2DC"/>
+              <w:bottom w:val="single" w:sz="6" w:space="0" w:color="C8D2DC"/>
+              <w:right w:val="single" w:sz="6" w:space="0" w:color="C8D2DC"/>
+            </w:tcBorders>
+            <w:shd w:fill="FFFFFF"/>
+          </w:tcPr>
+          <w:p>
+            <w:r>
+              <w:rPr>
+                <w:rFonts w:ascii="Calibri" w:hAnsi="Calibri"/>
+                <w:b w:val="0"/>
+                <w:i w:val="0"/>
+                <w:color w:val="1E272E"/>
+                <w:sz w:val="19"/>
+              </w:rPr>
+              <w:t>____ / ____ / ______</w:t>
+            </w:r>
+          </w:p>
+        </w:tc>
+      </w:tr>
+    </w:tbl>
+    <w:p>
+      <w:pPr>
+        <w:spacing w:before="0" w:after="60" w:line="276" w:lineRule="auto"/>
+      </w:pPr>
     </w:p>
     <w:p>
       <w:pPr>
@@ -2931,7 +4199,7 @@
                 <w:color w:val="09223A"/>
                 <w:sz w:val="19"/>
               </w:rPr>
-              <w:t>Pour le demandeur / partenaire</w:t>
+              <w:t>Demandeur / structure</w:t>
             </w:r>
           </w:p>
         </w:tc>

--- a/documents/kit-formulaires-conventions-tvf/12-presse-institutionnel/tvf-f-12-demande-presse-institution-ou-communication.docx
+++ b/documents/kit-formulaires-conventions-tvf/12-presse-institutionnel/tvf-f-12-demande-presse-institution-ou-communication.docx
@@ -375,7 +375,7 @@
                 <w:color w:val="1E272E"/>
                 <w:sz w:val="19"/>
               </w:rPr>
-              <w:t>contact@territoiresvivantsfrance.fr - 06 22 03 93 24</w:t>
+              <w:t>contact@territoiresvivantsfrance.fr - 04 65 81 54 69</w:t>
             </w:r>
           </w:p>
         </w:tc>
